--- a/games/team-up/worksheets/worksheet-B.docx
+++ b/games/team-up/worksheets/worksheet-B.docx
@@ -4,21 +4,58 @@
   <w:body>
     <w:p>
       <w:pPr>
-        <w:spacing w:after="0" w:before="0"/>
+        <w:spacing w:after="120" w:before="0"/>
       </w:pPr>
       <w:r>
         <w:rPr>
-          <w:rFonts w:ascii="微軟正黑體" w:hAnsi="微軟正黑體" w:eastAsia="微軟正黑體"/>
+          <w:rFonts w:ascii="標楷體" w:hAnsi="標楷體" w:eastAsia="標楷體" w:hint="eastAsia"/>
+          <w:b/>
+          <w:color w:val="4472C4" w:themeColor="accent1"/>
+          <w:sz w:val="20"/>
+        </w:rPr>
+        <w:t>虎尾國小學習教室_特需_【要分組了，我會找夥伴】</w:t>
+      </w:r>
+      <w:r>
+        <w:rPr>
+          <w:rFonts w:ascii="標楷體" w:hAnsi="標楷體" w:eastAsia="標楷體" w:hint="eastAsia"/>
           <w:b w:val="0"/>
-          <w:color w:val="888888"/>
-          <w:sz w:val="26"/>
+          <w:color w:val="4472C4" w:themeColor="accent1"/>
+          <w:sz w:val="20"/>
         </w:rPr>
-        <w:t>虎尾小劇場｜要分組了，我會找夥伴</w:t>
+        <w:t xml:space="preserve">          </w:t>
+      </w:r>
+      <w:r>
+        <w:rPr>
+          <w:rFonts w:ascii="標楷體" w:hAnsi="標楷體" w:eastAsia="標楷體" w:hint="eastAsia"/>
+          <w:b w:val="0"/>
+          <w:color w:val="000000"/>
+          <w:sz w:val="24"/>
+        </w:rPr>
+        <w:t>姓名</w:t>
+      </w:r>
+      <w:r>
+        <w:rPr>
+          <w:rFonts w:ascii="標楷體" w:hAnsi="標楷體" w:eastAsia="標楷體" w:hint="eastAsia"/>
+          <w:b w:val="0"/>
+          <w:color w:val="000000"/>
+          <w:sz w:val="24"/>
+          <w:u w:val="single"/>
+        </w:rPr>
+        <w:t xml:space="preserve">            </w:t>
+      </w:r>
+      <w:r>
+        <w:rPr>
+          <w:rFonts w:ascii="標楷體" w:hAnsi="標楷體" w:eastAsia="標楷體" w:hint="eastAsia"/>
+          <w:b w:val="0"/>
+          <w:color w:val="000000"/>
+          <w:sz w:val="24"/>
+        </w:rPr>
+        <w:t xml:space="preserve">  日期：_________</w:t>
       </w:r>
     </w:p>
     <w:p>
       <w:pPr>
-        <w:spacing w:after="40" w:before="0"/>
+        <w:spacing w:after="40" w:before="40"/>
         <w:jc w:val="center"/>
       </w:pPr>
       <w:r>
@@ -28,20 +65,6 @@
           <w:sz w:val="48"/>
         </w:rPr>
         <w:t>分組找夥伴學習單（B 讀寫版）</w:t>
-      </w:r>
-    </w:p>
-    <w:p>
-      <w:pPr>
-        <w:spacing w:after="120" w:before="0"/>
-        <w:jc w:val="right"/>
-      </w:pPr>
-      <w:r>
-        <w:rPr>
-          <w:rFonts w:ascii="微軟正黑體" w:hAnsi="微軟正黑體" w:eastAsia="微軟正黑體"/>
-          <w:b w:val="0"/>
-          <w:sz w:val="30"/>
-        </w:rPr>
-        <w:t>姓名：＿＿＿＿＿＿＿＿　　日期：＿＿＿月＿＿＿日</w:t>
       </w:r>
     </w:p>
     <w:p>
